--- a/docs/FraudGuard_Model_Comparison.docx
+++ b/docs/FraudGuard_Model_Comparison.docx
@@ -28,10 +28,7 @@
     </w:p>
     <w:p>
       <w:pPr>
-        <w:pBdr>
-          <w:bottom w:val="single" w:color="D3D9E2" w:sz="6" w:space="6"/>
-        </w:pBdr>
-        <w:spacing w:after="240"/>
+        <w:spacing w:after="80"/>
       </w:pPr>
       <w:r>
         <w:rPr>
@@ -41,6 +38,75 @@
         </w:rPr>
         <w:t xml:space="preserve">All supervised models, imbalance methods, label-free detectors, metrics and the final selection with reasoning · ULB credit card (primary) and UPI 2024 (negative control) · seed 42</w:t>
       </w:r>
+    </w:p>
+    <w:p>
+      <w:pPr>
+        <w:spacing w:after="40"/>
+      </w:pPr>
+      <w:r>
+        <w:rPr>
+          <w:b/>
+          <w:bCs/>
+          <w:color w:val="14284B"/>
+          <w:sz w:val="20"/>
+          <w:szCs w:val="20"/>
+        </w:rPr>
+        <w:t xml:space="preserve">Group 8 · Matrix Mechanics</w:t>
+      </w:r>
+      <w:r>
+        <w:rPr>
+          <w:color w:val="1F2A3C"/>
+          <w:sz w:val="20"/>
+          <w:szCs w:val="20"/>
+        </w:rPr>
+        <w:t xml:space="preserve">  ·  N. Varshitha · M. Kumara Swamy · V. Naishadh · M. Suman Srinivas</w:t>
+      </w:r>
+    </w:p>
+    <w:p>
+      <w:pPr>
+        <w:pBdr>
+          <w:bottom w:val="single" w:color="D3D9E2" w:sz="6" w:space="6"/>
+        </w:pBdr>
+        <w:spacing w:after="240"/>
+      </w:pPr>
+      <w:r>
+        <w:rPr>
+          <w:color w:val="5B677A"/>
+          <w:sz w:val="18"/>
+          <w:szCs w:val="18"/>
+        </w:rPr>
+        <w:t xml:space="preserve">Live app: </w:t>
+      </w:r>
+      <w:hyperlink w:history="1" r:id="rIdpvjsccwflxmajfozus4yf">
+        <w:r>
+          <w:rPr>
+            <w:color w:val="2F6FEB"/>
+            <w:sz w:val="18"/>
+            <w:szCs w:val="18"/>
+            <w:u w:val="single"/>
+          </w:rPr>
+          <w:t xml:space="preserve">https://calibofraudguard.netlify.app/</w:t>
+        </w:r>
+      </w:hyperlink>
+      <w:r>
+        <w:rPr>
+          <w:color w:val="5B677A"/>
+          <w:sz w:val="18"/>
+          <w:szCs w:val="18"/>
+        </w:rPr>
+        <w:t xml:space="preserve">   ·   Code: </w:t>
+      </w:r>
+      <w:hyperlink w:history="1" r:id="rIdobkvkscrfze-rout044tv">
+        <w:r>
+          <w:rPr>
+            <w:color w:val="2F6FEB"/>
+            <w:sz w:val="18"/>
+            <w:szCs w:val="18"/>
+            <w:u w:val="single"/>
+          </w:rPr>
+          <w:t xml:space="preserve">github.com/naishadhvytla/hackathon01calibo</w:t>
+        </w:r>
+      </w:hyperlink>
     </w:p>
     <w:p>
       <w:pPr>
@@ -102,6 +168,21 @@
     </w:p>
     <w:p>
       <w:pPr>
+        <w:spacing w:after="120" w:line="276"/>
+      </w:pPr>
+      <w:r>
+        <w:rPr>
+          <w:b/>
+          <w:bCs/>
+        </w:rPr>
+        <w:t xml:space="preserve">Owners:</w:t>
+      </w:r>
+      <w:r>
+        <w:t xml:space="preserve"> supervised comparison and imbalance methods (PS4) M. Kumara Swamy · label-free detectors (PS5) V. Naishadh · final selection and explanation (PS8) M. Suman Srinivas.</w:t>
+      </w:r>
+    </w:p>
+    <w:p>
+      <w:pPr>
         <w:pStyle w:val="Heading1"/>
         <w:keepNext/>
         <w:spacing w:after="120" w:before="280"/>
@@ -814,7 +895,16 @@
         <w:t xml:space="preserve">Imbalance handling stays inside the training pipeline.</w:t>
       </w:r>
       <w:r>
-        <w:t xml:space="preserve"> SMOTE runs inside an `imblearn.Pipeline`, so synthetic frauds come only from the training fold. Nothing is resampled before the split.</w:t>
+        <w:t xml:space="preserve"> SMOTE runs inside an </w:t>
+      </w:r>
+      <w:r>
+        <w:rPr>
+          <w:rFonts w:ascii="Consolas" w:cs="Consolas" w:eastAsia="Consolas" w:hAnsi="Consolas"/>
+        </w:rPr>
+        <w:t xml:space="preserve">imblearn.Pipeline</w:t>
+      </w:r>
+      <w:r>
+        <w:t xml:space="preserve">, so synthetic frauds come only from the training fold. Nothing is resampled before the split.</w:t>
       </w:r>
     </w:p>
     <w:p>
@@ -9196,7 +9286,7 @@
       <w:r>
         <w:drawing>
           <wp:inline distT="0" distB="0" distL="0" distR="0">
-            <wp:extent cx="5848350" cy="4600575"/>
+            <wp:extent cx="5848350" cy="4762500"/>
             <wp:effectExtent t="0" r="0" b="0" l="0"/>
             <wp:docPr id="5" name="05d_individual_pr_curves.png" descr="05d_individual_pr_curves.png" title="05d_individual_pr_curves.png"/>
             <wp:cNvGraphicFramePr>
@@ -9221,7 +9311,7 @@
                   <pic:spPr bwMode="auto">
                     <a:xfrm>
                       <a:off x="0" y="0"/>
-                      <a:ext cx="5848350" cy="4600575"/>
+                      <a:ext cx="5848350" cy="4762500"/>
                     </a:xfrm>
                     <a:prstGeom prst="rect">
                       <a:avLst/>
@@ -9957,7 +10047,7 @@
       <w:r>
         <w:drawing>
           <wp:inline distT="0" distB="0" distL="0" distR="0">
-            <wp:extent cx="5848350" cy="2371725"/>
+            <wp:extent cx="5848350" cy="2400300"/>
             <wp:effectExtent t="0" r="0" b="0" l="0"/>
             <wp:docPr id="6" name="05_weights_vs_smote.png" descr="05_weights_vs_smote.png" title="05_weights_vs_smote.png"/>
             <wp:cNvGraphicFramePr>
@@ -9982,7 +10072,7 @@
                   <pic:spPr bwMode="auto">
                     <a:xfrm>
                       <a:off x="0" y="0"/>
-                      <a:ext cx="5848350" cy="2371725"/>
+                      <a:ext cx="5848350" cy="2400300"/>
                     </a:xfrm>
                     <a:prstGeom prst="rect">
                       <a:avLst/>
@@ -12056,7 +12146,34 @@
         <w:spacing w:after="120" w:line="276"/>
       </w:pPr>
       <w:r>
-        <w:t xml:space="preserve">Reproduce with `notebooks/fraudguard_pipeline.ipynb` (seed 42). Tables: `outputs/tables/{creditcard,upi}/model_comparison.csv` and `model_pr_auc_ci.csv`. A from-scratch rerun reproduces every number in this document exactly.</w:t>
+        <w:t xml:space="preserve">Reproduce with </w:t>
+      </w:r>
+      <w:r>
+        <w:rPr>
+          <w:rFonts w:ascii="Consolas" w:cs="Consolas" w:eastAsia="Consolas" w:hAnsi="Consolas"/>
+        </w:rPr>
+        <w:t xml:space="preserve">notebooks/fraudguard_pipeline.ipynb</w:t>
+      </w:r>
+      <w:r>
+        <w:t xml:space="preserve"> (seed 42). Tables: </w:t>
+      </w:r>
+      <w:r>
+        <w:rPr>
+          <w:rFonts w:ascii="Consolas" w:cs="Consolas" w:eastAsia="Consolas" w:hAnsi="Consolas"/>
+        </w:rPr>
+        <w:t xml:space="preserve">outputs/tables/{creditcard,upi}/model_comparison.csv</w:t>
+      </w:r>
+      <w:r>
+        <w:t xml:space="preserve"> and </w:t>
+      </w:r>
+      <w:r>
+        <w:rPr>
+          <w:rFonts w:ascii="Consolas" w:cs="Consolas" w:eastAsia="Consolas" w:hAnsi="Consolas"/>
+        </w:rPr>
+        <w:t xml:space="preserve">model_pr_auc_ci.csv</w:t>
+      </w:r>
+      <w:r>
+        <w:t xml:space="preserve">. A from-scratch rerun reproduces every number in this document exactly.</w:t>
       </w:r>
     </w:p>
     <w:sectPr>
@@ -12119,7 +12236,7 @@
         <w:sz w:val="16"/>
         <w:szCs w:val="16"/>
       </w:rPr>
-      <w:t xml:space="preserve">FraudGuard · Model Comparison · page </w:t>
+      <w:t xml:space="preserve">FraudGuard · Group 8 · Matrix Mechanics · Model Comparison · page </w:t>
     </w:r>
     <w:r>
       <w:rPr>
@@ -12148,7 +12265,7 @@
         <w:sz w:val="16"/>
         <w:szCs w:val="16"/>
       </w:rPr>
-      <w:t xml:space="preserve">FraudGuard · Model Comparison · page </w:t>
+      <w:t xml:space="preserve">FraudGuard · Group 8 · Matrix Mechanics · Model Comparison · page </w:t>
     </w:r>
     <w:r>
       <w:rPr>
@@ -12177,7 +12294,7 @@
         <w:sz w:val="16"/>
         <w:szCs w:val="16"/>
       </w:rPr>
-      <w:t xml:space="preserve">FraudGuard · Model Comparison · page </w:t>
+      <w:t xml:space="preserve">FraudGuard · Group 8 · Matrix Mechanics · Model Comparison · page </w:t>
     </w:r>
     <w:r>
       <w:rPr>
